--- a/Adelaja Oluwatosin Resume.docx
+++ b/Adelaja Oluwatosin Resume.docx
@@ -194,71 +194,12 @@
     </w:p>
     <w:p>
       <w:pPr>
-        <w:pStyle w:val="NormalWeb"/>
-        <w:shd w:val="clear" w:color="auto" w:fill="FEFEFE"/>
-        <w:spacing w:before="0" w:beforeAutospacing="0"/>
-        <w:rPr>
-          <w:rFonts w:asciiTheme="minorHAnsi" w:hAnsiTheme="minorHAnsi" w:cstheme="minorHAnsi"/>
-          <w:color w:val="333333"/>
-        </w:rPr>
-      </w:pPr>
-      <w:r>
-        <w:rPr>
-          <w:rFonts w:asciiTheme="minorHAnsi" w:hAnsiTheme="minorHAnsi" w:cstheme="minorHAnsi"/>
-          <w:color w:val="333333"/>
-        </w:rPr>
-        <w:t xml:space="preserve">Seasoned and independent </w:t>
-      </w:r>
-      <w:proofErr w:type="gramStart"/>
-      <w:r>
-        <w:rPr>
-          <w:rFonts w:asciiTheme="minorHAnsi" w:hAnsiTheme="minorHAnsi" w:cstheme="minorHAnsi"/>
-          <w:color w:val="333333"/>
-        </w:rPr>
-        <w:t>Front End</w:t>
-      </w:r>
-      <w:proofErr w:type="gramEnd"/>
-      <w:r>
-        <w:rPr>
-          <w:rFonts w:asciiTheme="minorHAnsi" w:hAnsiTheme="minorHAnsi" w:cstheme="minorHAnsi"/>
-          <w:color w:val="333333"/>
-        </w:rPr>
-        <w:t xml:space="preserve"> Developer with </w:t>
-      </w:r>
-      <w:r>
-        <w:rPr>
-          <w:rFonts w:asciiTheme="minorHAnsi" w:hAnsiTheme="minorHAnsi" w:cstheme="minorHAnsi"/>
-          <w:color w:val="333333"/>
-        </w:rPr>
-        <w:t>over 2</w:t>
-      </w:r>
-      <w:r>
-        <w:rPr>
-          <w:rFonts w:asciiTheme="minorHAnsi" w:hAnsiTheme="minorHAnsi" w:cstheme="minorHAnsi"/>
-          <w:color w:val="333333"/>
-        </w:rPr>
-        <w:t xml:space="preserve"> years of experience in blending the art of design with skill of programming to deliver an immersive and engaging user experience through efficient website development, proactive feature optimization, and relentless debugging.</w:t>
-      </w:r>
-      <w:r>
-        <w:rPr>
-          <w:rFonts w:asciiTheme="minorHAnsi" w:hAnsiTheme="minorHAnsi" w:cstheme="minorHAnsi"/>
-          <w:color w:val="333333"/>
-        </w:rPr>
-        <w:t xml:space="preserve"> </w:t>
-      </w:r>
-      <w:r>
-        <w:rPr>
-          <w:rFonts w:asciiTheme="minorHAnsi" w:hAnsiTheme="minorHAnsi" w:cstheme="minorHAnsi"/>
-          <w:color w:val="333333"/>
-        </w:rPr>
-        <w:t>Very passionate about aesthetics and UI design</w:t>
-      </w:r>
-      <w:r>
-        <w:rPr>
-          <w:rFonts w:ascii="Open Sans" w:hAnsi="Open Sans" w:cs="Open Sans"/>
-          <w:color w:val="333333"/>
-        </w:rPr>
-        <w:t>.</w:t>
+        <w:spacing w:after="190" w:line="276" w:lineRule="auto"/>
+        <w:ind w:right="6"/>
+        <w:jc w:val="both"/>
+      </w:pPr>
+      <w:r>
+        <w:t>A wide-eyed software developer with experience in development, testing and maintain of applications Ability in work as part of an agile team and deliver high quality performance code.  Skilled at devising innovative solutions to enhance internal business processes. Emerging technologies and tools for application development and training. Quick in learning new concepts, good team contributor, capable of working under pressure and communicating ideas clearly.</w:t>
       </w:r>
     </w:p>
     <w:p>
